--- a/saber3/public/系统所需材料/君联大厦招商管理办法2023/附件七：项目审批表.docx
+++ b/saber3/public/系统所需材料/君联大厦招商管理办法2023/附件七：项目审批表.docx
@@ -45,14 +45,6 @@
         <w:gridCol w:w="1967"/>
       </w:tblGrid>
       <w:tr>
-        <w:tblPrEx>
-          <w:tblCellMar>
-            <w:top w:w="0" w:type="dxa"/>
-            <w:left w:w="108" w:type="dxa"/>
-            <w:bottom w:w="0" w:type="dxa"/>
-            <w:right w:w="108" w:type="dxa"/>
-          </w:tblCellMar>
-        </w:tblPrEx>
         <w:trPr>
           <w:trHeight w:val="1448" w:hRule="atLeast"/>
           <w:jc w:val="center"/>
@@ -141,6 +133,8 @@
                 <w:szCs w:val="28"/>
               </w:rPr>
             </w:pPr>
+            <w:bookmarkStart w:id="0" w:name="_GoBack"/>
+            <w:bookmarkEnd w:id="0"/>
             <w:r>
               <w:rPr>
                 <w:rFonts w:hint="eastAsia" w:ascii="楷体" w:hAnsi="楷体" w:eastAsia="楷体" w:cs="楷体"/>
@@ -189,14 +183,6 @@
         </w:tc>
       </w:tr>
       <w:tr>
-        <w:tblPrEx>
-          <w:tblCellMar>
-            <w:top w:w="0" w:type="dxa"/>
-            <w:left w:w="108" w:type="dxa"/>
-            <w:bottom w:w="0" w:type="dxa"/>
-            <w:right w:w="108" w:type="dxa"/>
-          </w:tblCellMar>
-        </w:tblPrEx>
         <w:trPr>
           <w:trHeight w:val="639" w:hRule="atLeast"/>
           <w:jc w:val="center"/>
@@ -341,14 +327,6 @@
         </w:tc>
       </w:tr>
       <w:tr>
-        <w:tblPrEx>
-          <w:tblCellMar>
-            <w:top w:w="0" w:type="dxa"/>
-            <w:left w:w="108" w:type="dxa"/>
-            <w:bottom w:w="0" w:type="dxa"/>
-            <w:right w:w="108" w:type="dxa"/>
-          </w:tblCellMar>
-        </w:tblPrEx>
         <w:trPr>
           <w:trHeight w:val="639" w:hRule="atLeast"/>
           <w:jc w:val="center"/>
@@ -480,14 +458,6 @@
         </w:tc>
       </w:tr>
       <w:tr>
-        <w:tblPrEx>
-          <w:tblCellMar>
-            <w:top w:w="0" w:type="dxa"/>
-            <w:left w:w="108" w:type="dxa"/>
-            <w:bottom w:w="0" w:type="dxa"/>
-            <w:right w:w="108" w:type="dxa"/>
-          </w:tblCellMar>
-        </w:tblPrEx>
         <w:trPr>
           <w:trHeight w:val="639" w:hRule="atLeast"/>
           <w:jc w:val="center"/>
@@ -614,14 +584,6 @@
         </w:tc>
       </w:tr>
       <w:tr>
-        <w:tblPrEx>
-          <w:tblCellMar>
-            <w:top w:w="0" w:type="dxa"/>
-            <w:left w:w="108" w:type="dxa"/>
-            <w:bottom w:w="0" w:type="dxa"/>
-            <w:right w:w="108" w:type="dxa"/>
-          </w:tblCellMar>
-        </w:tblPrEx>
         <w:trPr>
           <w:trHeight w:val="639" w:hRule="atLeast"/>
           <w:jc w:val="center"/>
@@ -748,14 +710,6 @@
         </w:tc>
       </w:tr>
       <w:tr>
-        <w:tblPrEx>
-          <w:tblCellMar>
-            <w:top w:w="0" w:type="dxa"/>
-            <w:left w:w="108" w:type="dxa"/>
-            <w:bottom w:w="0" w:type="dxa"/>
-            <w:right w:w="108" w:type="dxa"/>
-          </w:tblCellMar>
-        </w:tblPrEx>
         <w:trPr>
           <w:trHeight w:val="394" w:hRule="atLeast"/>
           <w:jc w:val="center"/>
@@ -786,20 +740,10 @@
                 <w:lang w:val="en-US" w:eastAsia="zh-CN"/>
               </w:rPr>
             </w:pPr>
-            <w:bookmarkStart w:id="0" w:name="_GoBack"/>
-            <w:bookmarkEnd w:id="0"/>
           </w:p>
         </w:tc>
       </w:tr>
       <w:tr>
-        <w:tblPrEx>
-          <w:tblCellMar>
-            <w:top w:w="0" w:type="dxa"/>
-            <w:left w:w="108" w:type="dxa"/>
-            <w:bottom w:w="0" w:type="dxa"/>
-            <w:right w:w="108" w:type="dxa"/>
-          </w:tblCellMar>
-        </w:tblPrEx>
         <w:trPr>
           <w:trHeight w:val="3522" w:hRule="atLeast"/>
           <w:jc w:val="center"/>
@@ -835,14 +779,6 @@
         </w:tc>
       </w:tr>
       <w:tr>
-        <w:tblPrEx>
-          <w:tblCellMar>
-            <w:top w:w="0" w:type="dxa"/>
-            <w:left w:w="108" w:type="dxa"/>
-            <w:bottom w:w="0" w:type="dxa"/>
-            <w:right w:w="108" w:type="dxa"/>
-          </w:tblCellMar>
-        </w:tblPrEx>
         <w:trPr>
           <w:trHeight w:val="1344" w:hRule="atLeast"/>
           <w:jc w:val="center"/>
@@ -907,14 +843,6 @@
         </w:tc>
       </w:tr>
       <w:tr>
-        <w:tblPrEx>
-          <w:tblCellMar>
-            <w:top w:w="0" w:type="dxa"/>
-            <w:left w:w="108" w:type="dxa"/>
-            <w:bottom w:w="0" w:type="dxa"/>
-            <w:right w:w="108" w:type="dxa"/>
-          </w:tblCellMar>
-        </w:tblPrEx>
         <w:trPr>
           <w:trHeight w:val="312" w:hRule="atLeast"/>
           <w:jc w:val="center"/>
@@ -948,14 +876,6 @@
         </w:tc>
       </w:tr>
       <w:tr>
-        <w:tblPrEx>
-          <w:tblCellMar>
-            <w:top w:w="0" w:type="dxa"/>
-            <w:left w:w="108" w:type="dxa"/>
-            <w:bottom w:w="0" w:type="dxa"/>
-            <w:right w:w="108" w:type="dxa"/>
-          </w:tblCellMar>
-        </w:tblPrEx>
         <w:trPr>
           <w:trHeight w:val="550" w:hRule="atLeast"/>
           <w:jc w:val="center"/>
@@ -1039,14 +959,6 @@
         </w:tc>
       </w:tr>
       <w:tr>
-        <w:tblPrEx>
-          <w:tblCellMar>
-            <w:top w:w="0" w:type="dxa"/>
-            <w:left w:w="108" w:type="dxa"/>
-            <w:bottom w:w="0" w:type="dxa"/>
-            <w:right w:w="108" w:type="dxa"/>
-          </w:tblCellMar>
-        </w:tblPrEx>
         <w:trPr>
           <w:trHeight w:val="999" w:hRule="atLeast"/>
           <w:jc w:val="center"/>
@@ -1080,14 +992,6 @@
         </w:tc>
       </w:tr>
       <w:tr>
-        <w:tblPrEx>
-          <w:tblCellMar>
-            <w:top w:w="0" w:type="dxa"/>
-            <w:left w:w="108" w:type="dxa"/>
-            <w:bottom w:w="0" w:type="dxa"/>
-            <w:right w:w="108" w:type="dxa"/>
-          </w:tblCellMar>
-        </w:tblPrEx>
         <w:trPr>
           <w:trHeight w:val="550" w:hRule="atLeast"/>
           <w:jc w:val="center"/>
@@ -1152,14 +1056,6 @@
         </w:tc>
       </w:tr>
       <w:tr>
-        <w:tblPrEx>
-          <w:tblCellMar>
-            <w:top w:w="0" w:type="dxa"/>
-            <w:left w:w="108" w:type="dxa"/>
-            <w:bottom w:w="0" w:type="dxa"/>
-            <w:right w:w="108" w:type="dxa"/>
-          </w:tblCellMar>
-        </w:tblPrEx>
         <w:trPr>
           <w:trHeight w:val="550" w:hRule="atLeast"/>
           <w:jc w:val="center"/>
@@ -1191,14 +1087,6 @@
         </w:tc>
       </w:tr>
       <w:tr>
-        <w:tblPrEx>
-          <w:tblCellMar>
-            <w:top w:w="0" w:type="dxa"/>
-            <w:left w:w="108" w:type="dxa"/>
-            <w:bottom w:w="0" w:type="dxa"/>
-            <w:right w:w="108" w:type="dxa"/>
-          </w:tblCellMar>
-        </w:tblPrEx>
         <w:trPr>
           <w:trHeight w:val="350" w:hRule="atLeast"/>
           <w:jc w:val="center"/>
@@ -1248,7 +1136,7 @@
   <w:docDefaults>
     <w:rPrDefault>
       <w:rPr>
-        <w:rFonts w:asciiTheme="minorHAnsi" w:hAnsiTheme="minorHAnsi" w:eastAsiaTheme="minorEastAsia" w:cstheme="minorBidi"/>
+        <w:rFonts w:ascii="Times New Roman" w:hAnsi="Times New Roman" w:eastAsia="宋体" w:cs="Times New Roman"/>
       </w:rPr>
     </w:rPrDefault>
     <w:pPrDefault/>
